--- a/1_Course/2_Term/Computer_Schematics/lab_04/ЛР-4_Заварзин_ИИ-б-25-6-о.docx
+++ b/1_Course/2_Term/Computer_Schematics/lab_04/ЛР-4_Заварзин_ИИ-б-25-6-о.docx
@@ -320,6 +320,24 @@
     <w:p>
       <w:pPr>
         <w:pStyle w:val="Normal"/>
+        <w:jc w:val="center"/>
+        <w:rPr>
+          <w:rFonts w:ascii="Times New Roman" w:hAnsi="Times New Roman" w:cs="Times New Roman"/>
+          <w:sz w:val="24"/>
+          <w:lang w:eastAsia="ru-RU"/>
+        </w:rPr>
+      </w:pPr>
+      <w:r>
+        <w:rPr>
+          <w:rFonts w:cs="Times New Roman" w:ascii="Times New Roman" w:hAnsi="Times New Roman"/>
+          <w:sz w:val="24"/>
+          <w:lang w:eastAsia="ru-RU"/>
+        </w:rPr>
+      </w:r>
+    </w:p>
+    <w:p>
+      <w:pPr>
+        <w:pStyle w:val="Normal"/>
         <w:ind w:firstLine="709"/>
         <w:jc w:val="both"/>
         <w:rPr>
@@ -356,8 +374,8 @@
       </w:tblPr>
       <w:tblGrid>
         <w:gridCol w:w="562"/>
-        <w:gridCol w:w="566"/>
-        <w:gridCol w:w="1277"/>
+        <w:gridCol w:w="565"/>
+        <w:gridCol w:w="1278"/>
         <w:gridCol w:w="1276"/>
       </w:tblGrid>
       <w:tr>
@@ -371,6 +389,7 @@
             <w:pPr>
               <w:pStyle w:val="Normal"/>
               <w:widowControl/>
+              <w:suppressAutoHyphens w:val="true"/>
               <w:spacing w:lineRule="auto" w:line="240" w:before="0" w:after="0"/>
               <w:jc w:val="center"/>
               <w:rPr>
@@ -394,13 +413,14 @@
         </w:tc>
         <w:tc>
           <w:tcPr>
-            <w:tcW w:w="566" w:type="dxa"/>
+            <w:tcW w:w="565" w:type="dxa"/>
             <w:tcBorders/>
           </w:tcPr>
           <w:p>
             <w:pPr>
               <w:pStyle w:val="Normal"/>
               <w:widowControl/>
+              <w:suppressAutoHyphens w:val="true"/>
               <w:spacing w:lineRule="auto" w:line="240" w:before="0" w:after="0"/>
               <w:jc w:val="center"/>
               <w:rPr>
@@ -424,13 +444,14 @@
         </w:tc>
         <w:tc>
           <w:tcPr>
-            <w:tcW w:w="1277" w:type="dxa"/>
+            <w:tcW w:w="1278" w:type="dxa"/>
             <w:tcBorders/>
           </w:tcPr>
           <w:p>
             <w:pPr>
               <w:pStyle w:val="Normal"/>
               <w:widowControl/>
+              <w:suppressAutoHyphens w:val="true"/>
               <w:spacing w:lineRule="auto" w:line="240" w:before="0" w:after="0"/>
               <w:jc w:val="center"/>
               <w:rPr>
@@ -481,6 +502,7 @@
             <w:pPr>
               <w:pStyle w:val="Normal"/>
               <w:widowControl/>
+              <w:suppressAutoHyphens w:val="true"/>
               <w:spacing w:lineRule="auto" w:line="240" w:before="0" w:after="0"/>
               <w:jc w:val="center"/>
               <w:rPr>
@@ -534,6 +556,7 @@
             <w:pPr>
               <w:pStyle w:val="Normal"/>
               <w:widowControl/>
+              <w:suppressAutoHyphens w:val="true"/>
               <w:spacing w:lineRule="auto" w:line="240" w:before="0" w:after="0"/>
               <w:jc w:val="center"/>
               <w:rPr>
@@ -555,13 +578,14 @@
         </w:tc>
         <w:tc>
           <w:tcPr>
-            <w:tcW w:w="566" w:type="dxa"/>
+            <w:tcW w:w="565" w:type="dxa"/>
             <w:tcBorders/>
           </w:tcPr>
           <w:p>
             <w:pPr>
               <w:pStyle w:val="Normal"/>
               <w:widowControl/>
+              <w:suppressAutoHyphens w:val="true"/>
               <w:spacing w:lineRule="auto" w:line="240" w:before="0" w:after="0"/>
               <w:jc w:val="center"/>
               <w:rPr>
@@ -583,13 +607,14 @@
         </w:tc>
         <w:tc>
           <w:tcPr>
-            <w:tcW w:w="1277" w:type="dxa"/>
+            <w:tcW w:w="1278" w:type="dxa"/>
             <w:tcBorders/>
           </w:tcPr>
           <w:p>
             <w:pPr>
               <w:pStyle w:val="Normal"/>
               <w:widowControl/>
+              <w:suppressAutoHyphens w:val="true"/>
               <w:spacing w:lineRule="auto" w:line="240" w:before="0" w:after="0"/>
               <w:jc w:val="center"/>
               <w:rPr>
@@ -618,6 +643,7 @@
             <w:pPr>
               <w:pStyle w:val="Normal"/>
               <w:widowControl/>
+              <w:suppressAutoHyphens w:val="true"/>
               <w:spacing w:lineRule="auto" w:line="240" w:before="0" w:after="0"/>
               <w:jc w:val="center"/>
               <w:rPr>
@@ -649,6 +675,7 @@
             <w:pPr>
               <w:pStyle w:val="Normal"/>
               <w:widowControl/>
+              <w:suppressAutoHyphens w:val="true"/>
               <w:spacing w:lineRule="auto" w:line="240" w:before="0" w:after="0"/>
               <w:jc w:val="center"/>
               <w:rPr>
@@ -670,13 +697,14 @@
         </w:tc>
         <w:tc>
           <w:tcPr>
-            <w:tcW w:w="566" w:type="dxa"/>
+            <w:tcW w:w="565" w:type="dxa"/>
             <w:tcBorders/>
           </w:tcPr>
           <w:p>
             <w:pPr>
               <w:pStyle w:val="Normal"/>
               <w:widowControl/>
+              <w:suppressAutoHyphens w:val="true"/>
               <w:spacing w:lineRule="auto" w:line="240" w:before="0" w:after="0"/>
               <w:jc w:val="center"/>
               <w:rPr>
@@ -698,13 +726,14 @@
         </w:tc>
         <w:tc>
           <w:tcPr>
-            <w:tcW w:w="1277" w:type="dxa"/>
+            <w:tcW w:w="1278" w:type="dxa"/>
             <w:tcBorders/>
           </w:tcPr>
           <w:p>
             <w:pPr>
               <w:pStyle w:val="Normal"/>
               <w:widowControl/>
+              <w:suppressAutoHyphens w:val="true"/>
               <w:spacing w:lineRule="auto" w:line="240" w:before="0" w:after="0"/>
               <w:jc w:val="center"/>
               <w:rPr>
@@ -733,6 +762,7 @@
             <w:pPr>
               <w:pStyle w:val="Normal"/>
               <w:widowControl/>
+              <w:suppressAutoHyphens w:val="true"/>
               <w:spacing w:lineRule="auto" w:line="240" w:before="0" w:after="0"/>
               <w:jc w:val="center"/>
               <w:rPr>
@@ -764,6 +794,7 @@
             <w:pPr>
               <w:pStyle w:val="Normal"/>
               <w:widowControl/>
+              <w:suppressAutoHyphens w:val="true"/>
               <w:spacing w:lineRule="auto" w:line="240" w:before="0" w:after="0"/>
               <w:jc w:val="center"/>
               <w:rPr>
@@ -785,13 +816,14 @@
         </w:tc>
         <w:tc>
           <w:tcPr>
-            <w:tcW w:w="566" w:type="dxa"/>
+            <w:tcW w:w="565" w:type="dxa"/>
             <w:tcBorders/>
           </w:tcPr>
           <w:p>
             <w:pPr>
               <w:pStyle w:val="Normal"/>
               <w:widowControl/>
+              <w:suppressAutoHyphens w:val="true"/>
               <w:spacing w:lineRule="auto" w:line="240" w:before="0" w:after="0"/>
               <w:jc w:val="center"/>
               <w:rPr>
@@ -813,13 +845,14 @@
         </w:tc>
         <w:tc>
           <w:tcPr>
-            <w:tcW w:w="1277" w:type="dxa"/>
+            <w:tcW w:w="1278" w:type="dxa"/>
             <w:tcBorders/>
           </w:tcPr>
           <w:p>
             <w:pPr>
               <w:pStyle w:val="Normal"/>
               <w:widowControl/>
+              <w:suppressAutoHyphens w:val="true"/>
               <w:spacing w:lineRule="auto" w:line="240" w:before="0" w:after="0"/>
               <w:jc w:val="center"/>
               <w:rPr>
@@ -848,6 +881,7 @@
             <w:pPr>
               <w:pStyle w:val="Normal"/>
               <w:widowControl/>
+              <w:suppressAutoHyphens w:val="true"/>
               <w:spacing w:lineRule="auto" w:line="240" w:before="0" w:after="0"/>
               <w:jc w:val="center"/>
               <w:rPr>
@@ -879,6 +913,7 @@
             <w:pPr>
               <w:pStyle w:val="Normal"/>
               <w:widowControl/>
+              <w:suppressAutoHyphens w:val="true"/>
               <w:spacing w:lineRule="auto" w:line="240" w:before="0" w:after="0"/>
               <w:jc w:val="center"/>
               <w:rPr>
@@ -900,13 +935,14 @@
         </w:tc>
         <w:tc>
           <w:tcPr>
-            <w:tcW w:w="566" w:type="dxa"/>
+            <w:tcW w:w="565" w:type="dxa"/>
             <w:tcBorders/>
           </w:tcPr>
           <w:p>
             <w:pPr>
               <w:pStyle w:val="Normal"/>
               <w:widowControl/>
+              <w:suppressAutoHyphens w:val="true"/>
               <w:spacing w:lineRule="auto" w:line="240" w:before="0" w:after="0"/>
               <w:jc w:val="center"/>
               <w:rPr>
@@ -928,13 +964,14 @@
         </w:tc>
         <w:tc>
           <w:tcPr>
-            <w:tcW w:w="1277" w:type="dxa"/>
+            <w:tcW w:w="1278" w:type="dxa"/>
             <w:tcBorders/>
           </w:tcPr>
           <w:p>
             <w:pPr>
               <w:pStyle w:val="Normal"/>
               <w:widowControl/>
+              <w:suppressAutoHyphens w:val="true"/>
               <w:spacing w:lineRule="auto" w:line="240" w:before="0" w:after="0"/>
               <w:jc w:val="center"/>
               <w:rPr>
@@ -963,6 +1000,7 @@
             <w:pPr>
               <w:pStyle w:val="Normal"/>
               <w:widowControl/>
+              <w:suppressAutoHyphens w:val="true"/>
               <w:spacing w:lineRule="auto" w:line="240" w:before="0" w:after="0"/>
               <w:jc w:val="center"/>
               <w:rPr>
@@ -990,35 +1028,16 @@
         <w:jc w:val="center"/>
         <w:rPr>
           <w:rFonts w:ascii="Times New Roman" w:hAnsi="Times New Roman" w:cs="Times New Roman"/>
-          <w:sz w:val="24"/>
-          <w:lang w:eastAsia="ru-RU"/>
-        </w:rPr>
-      </w:pPr>
-      <w:r>
-        <w:rPr>
-          <w:rFonts w:cs="Times New Roman" w:ascii="Times New Roman" w:hAnsi="Times New Roman"/>
-          <w:sz w:val="24"/>
-          <w:lang w:eastAsia="ru-RU"/>
-        </w:rPr>
-      </w:r>
-    </w:p>
-    <w:p>
-      <w:pPr>
-        <w:pStyle w:val="Normal"/>
-        <w:jc w:val="center"/>
-        <w:rPr>
-          <w:rFonts w:ascii="Times New Roman" w:hAnsi="Times New Roman" w:cs="Times New Roman"/>
-          <w:sz w:val="24"/>
-          <w:lang w:eastAsia="ru-RU"/>
+          <w:sz w:val="28"/>
         </w:rPr>
       </w:pPr>
       <w:r>
         <w:rPr/>
         <w:drawing>
           <wp:inline distT="0" distB="0" distL="0" distR="0">
-            <wp:extent cx="5939790" cy="3858895"/>
+            <wp:extent cx="5779770" cy="4305935"/>
             <wp:effectExtent l="0" t="0" r="0" b="0"/>
-            <wp:docPr id="3" name="Рисунок 3"/>
+            <wp:docPr id="3" name="Рисунок 7"/>
             <wp:cNvGraphicFramePr>
               <a:graphicFrameLocks xmlns:a="http://schemas.openxmlformats.org/drawingml/2006/main" noChangeAspect="1"/>
             </wp:cNvGraphicFramePr>
@@ -1026,73 +1045,13 @@
               <a:graphicData uri="http://schemas.openxmlformats.org/drawingml/2006/picture">
                 <pic:pic xmlns:pic="http://schemas.openxmlformats.org/drawingml/2006/picture">
                   <pic:nvPicPr>
-                    <pic:cNvPr id="3" name="Рисунок 3"/>
+                    <pic:cNvPr id="3" name="Рисунок 7"/>
                     <pic:cNvPicPr>
                       <a:picLocks noChangeAspect="1" noChangeArrowheads="1"/>
                     </pic:cNvPicPr>
                   </pic:nvPicPr>
                   <pic:blipFill>
                     <a:blip r:embed="rId4"/>
-                    <a:stretch>
-                      <a:fillRect/>
-                    </a:stretch>
-                  </pic:blipFill>
-                  <pic:spPr bwMode="auto">
-                    <a:xfrm>
-                      <a:off x="0" y="0"/>
-                      <a:ext cx="5939790" cy="3858895"/>
-                    </a:xfrm>
-                    <a:prstGeom prst="rect">
-                      <a:avLst/>
-                    </a:prstGeom>
-                    <a:noFill/>
-                  </pic:spPr>
-                </pic:pic>
-              </a:graphicData>
-            </a:graphic>
-          </wp:inline>
-        </w:drawing>
-      </w:r>
-      <w:r>
-        <w:rPr>
-          <w:rFonts w:cs="Times New Roman" w:ascii="Times New Roman" w:hAnsi="Times New Roman"/>
-          <w:sz w:val="24"/>
-          <w:lang w:eastAsia="ru-RU"/>
-        </w:rPr>
-        <w:br/>
-        <w:t>Рисунок 3 — Схема логического элемента И на диодах</w:t>
-      </w:r>
-    </w:p>
-    <w:p>
-      <w:pPr>
-        <w:pStyle w:val="Normal"/>
-        <w:jc w:val="center"/>
-        <w:rPr>
-          <w:rFonts w:ascii="Times New Roman" w:hAnsi="Times New Roman" w:cs="Times New Roman"/>
-          <w:sz w:val="28"/>
-        </w:rPr>
-      </w:pPr>
-      <w:r>
-        <w:rPr/>
-        <w:drawing>
-          <wp:inline distT="0" distB="0" distL="0" distR="0">
-            <wp:extent cx="5779770" cy="4305935"/>
-            <wp:effectExtent l="0" t="0" r="0" b="0"/>
-            <wp:docPr id="4" name="Рисунок 7"/>
-            <wp:cNvGraphicFramePr>
-              <a:graphicFrameLocks xmlns:a="http://schemas.openxmlformats.org/drawingml/2006/main" noChangeAspect="1"/>
-            </wp:cNvGraphicFramePr>
-            <a:graphic xmlns:a="http://schemas.openxmlformats.org/drawingml/2006/main">
-              <a:graphicData uri="http://schemas.openxmlformats.org/drawingml/2006/picture">
-                <pic:pic xmlns:pic="http://schemas.openxmlformats.org/drawingml/2006/picture">
-                  <pic:nvPicPr>
-                    <pic:cNvPr id="4" name="Рисунок 7"/>
-                    <pic:cNvPicPr>
-                      <a:picLocks noChangeAspect="1" noChangeArrowheads="1"/>
-                    </pic:cNvPicPr>
-                  </pic:nvPicPr>
-                  <pic:blipFill>
-                    <a:blip r:embed="rId5"/>
                     <a:stretch>
                       <a:fillRect/>
                     </a:stretch>
@@ -1113,6 +1072,41 @@
           </wp:inline>
         </w:drawing>
       </w:r>
+      <w:r>
+        <w:rPr/>
+        <w:br/>
+      </w:r>
+      <w:r>
+        <w:rPr>
+          <w:rFonts w:cs="Times New Roman" w:ascii="Times New Roman" w:hAnsi="Times New Roman"/>
+          <w:sz w:val="24"/>
+          <w:lang w:eastAsia="ru-RU"/>
+        </w:rPr>
+        <w:t>Р</w:t>
+      </w:r>
+      <w:r>
+        <w:rPr>
+          <w:rFonts w:cs="Times New Roman" w:ascii="Times New Roman" w:hAnsi="Times New Roman"/>
+          <w:sz w:val="24"/>
+          <w:lang w:eastAsia="ru-RU"/>
+        </w:rPr>
+        <w:t>исунок 3 — Схема логического элемента И на диодах</w:t>
+      </w:r>
+    </w:p>
+    <w:p>
+      <w:pPr>
+        <w:pStyle w:val="Normal"/>
+        <w:rPr>
+          <w:rFonts w:ascii="Times New Roman" w:hAnsi="Times New Roman" w:cs="Times New Roman"/>
+          <w:sz w:val="28"/>
+        </w:rPr>
+      </w:pPr>
+      <w:r>
+        <w:rPr>
+          <w:rFonts w:cs="Times New Roman" w:ascii="Times New Roman" w:hAnsi="Times New Roman"/>
+          <w:sz w:val="28"/>
+        </w:rPr>
+      </w:r>
     </w:p>
     <w:p>
       <w:pPr>
@@ -1120,40 +1114,6 @@
         <w:jc w:val="center"/>
         <w:rPr>
           <w:rFonts w:ascii="Times New Roman" w:hAnsi="Times New Roman" w:cs="Times New Roman"/>
-          <w:sz w:val="24"/>
-          <w:lang w:eastAsia="ru-RU"/>
-        </w:rPr>
-      </w:pPr>
-      <w:r>
-        <w:rPr>
-          <w:rFonts w:cs="Times New Roman" w:ascii="Times New Roman" w:hAnsi="Times New Roman"/>
-          <w:sz w:val="24"/>
-          <w:lang w:eastAsia="ru-RU"/>
-        </w:rPr>
-        <w:t>Рисунок 3 — Схема логического элемента И на диодах</w:t>
-      </w:r>
-    </w:p>
-    <w:p>
-      <w:pPr>
-        <w:pStyle w:val="Normal"/>
-        <w:rPr>
-          <w:rFonts w:ascii="Times New Roman" w:hAnsi="Times New Roman" w:cs="Times New Roman"/>
-          <w:sz w:val="28"/>
-        </w:rPr>
-      </w:pPr>
-      <w:r>
-        <w:rPr>
-          <w:rFonts w:cs="Times New Roman" w:ascii="Times New Roman" w:hAnsi="Times New Roman"/>
-          <w:sz w:val="28"/>
-        </w:rPr>
-      </w:r>
-    </w:p>
-    <w:p>
-      <w:pPr>
-        <w:pStyle w:val="Normal"/>
-        <w:jc w:val="center"/>
-        <w:rPr>
-          <w:rFonts w:ascii="Times New Roman" w:hAnsi="Times New Roman" w:cs="Times New Roman"/>
           <w:sz w:val="28"/>
         </w:rPr>
       </w:pPr>
@@ -1163,7 +1123,7 @@
           <wp:inline distT="0" distB="0" distL="0" distR="0">
             <wp:extent cx="5943600" cy="3752850"/>
             <wp:effectExtent l="0" t="0" r="0" b="0"/>
-            <wp:docPr id="5" name="Рисунок 6"/>
+            <wp:docPr id="4" name="Рисунок 6"/>
             <wp:cNvGraphicFramePr>
               <a:graphicFrameLocks xmlns:a="http://schemas.openxmlformats.org/drawingml/2006/main" noChangeAspect="1"/>
             </wp:cNvGraphicFramePr>
@@ -1171,13 +1131,13 @@
               <a:graphicData uri="http://schemas.openxmlformats.org/drawingml/2006/picture">
                 <pic:pic xmlns:pic="http://schemas.openxmlformats.org/drawingml/2006/picture">
                   <pic:nvPicPr>
-                    <pic:cNvPr id="5" name="Рисунок 6"/>
+                    <pic:cNvPr id="4" name="Рисунок 6"/>
                     <pic:cNvPicPr>
                       <a:picLocks noChangeAspect="1" noChangeArrowheads="1"/>
                     </pic:cNvPicPr>
                   </pic:nvPicPr>
                   <pic:blipFill>
-                    <a:blip r:embed="rId6"/>
+                    <a:blip r:embed="rId5"/>
                     <a:stretch>
                       <a:fillRect/>
                     </a:stretch>
@@ -1248,7 +1208,7 @@
           <wp:inline distT="0" distB="0" distL="0" distR="0">
             <wp:extent cx="5943600" cy="3295650"/>
             <wp:effectExtent l="0" t="0" r="0" b="0"/>
-            <wp:docPr id="6" name="Рисунок 5"/>
+            <wp:docPr id="5" name="Рисунок 5"/>
             <wp:cNvGraphicFramePr>
               <a:graphicFrameLocks xmlns:a="http://schemas.openxmlformats.org/drawingml/2006/main" noChangeAspect="1"/>
             </wp:cNvGraphicFramePr>
@@ -1256,13 +1216,13 @@
               <a:graphicData uri="http://schemas.openxmlformats.org/drawingml/2006/picture">
                 <pic:pic xmlns:pic="http://schemas.openxmlformats.org/drawingml/2006/picture">
                   <pic:nvPicPr>
-                    <pic:cNvPr id="6" name="Рисунок 5"/>
+                    <pic:cNvPr id="5" name="Рисунок 5"/>
                     <pic:cNvPicPr>
                       <a:picLocks noChangeAspect="1" noChangeArrowheads="1"/>
                     </pic:cNvPicPr>
                   </pic:nvPicPr>
                   <pic:blipFill>
-                    <a:blip r:embed="rId7"/>
+                    <a:blip r:embed="rId6"/>
                     <a:stretch>
                       <a:fillRect/>
                     </a:stretch>
@@ -1331,7 +1291,7 @@
           <wp:inline distT="0" distB="0" distL="0" distR="0">
             <wp:extent cx="5943600" cy="3746500"/>
             <wp:effectExtent l="0" t="0" r="0" b="0"/>
-            <wp:docPr id="7" name="Рисунок 4"/>
+            <wp:docPr id="6" name="Рисунок 4"/>
             <wp:cNvGraphicFramePr>
               <a:graphicFrameLocks xmlns:a="http://schemas.openxmlformats.org/drawingml/2006/main" noChangeAspect="1"/>
             </wp:cNvGraphicFramePr>
@@ -1339,13 +1299,13 @@
               <a:graphicData uri="http://schemas.openxmlformats.org/drawingml/2006/picture">
                 <pic:pic xmlns:pic="http://schemas.openxmlformats.org/drawingml/2006/picture">
                   <pic:nvPicPr>
-                    <pic:cNvPr id="7" name="Рисунок 4"/>
+                    <pic:cNvPr id="6" name="Рисунок 4"/>
                     <pic:cNvPicPr>
                       <a:picLocks noChangeAspect="1" noChangeArrowheads="1"/>
                     </pic:cNvPicPr>
                   </pic:nvPicPr>
                   <pic:blipFill>
-                    <a:blip r:embed="rId8"/>
+                    <a:blip r:embed="rId7"/>
                     <a:stretch>
                       <a:fillRect/>
                     </a:stretch>
@@ -1436,7 +1396,7 @@
           <wp:inline distT="0" distB="0" distL="0" distR="0">
             <wp:extent cx="5939790" cy="2552065"/>
             <wp:effectExtent l="0" t="0" r="0" b="0"/>
-            <wp:docPr id="8" name="Рисунок 8"/>
+            <wp:docPr id="7" name="Рисунок 8"/>
             <wp:cNvGraphicFramePr>
               <a:graphicFrameLocks xmlns:a="http://schemas.openxmlformats.org/drawingml/2006/main" noChangeAspect="1"/>
             </wp:cNvGraphicFramePr>
@@ -1444,13 +1404,13 @@
               <a:graphicData uri="http://schemas.openxmlformats.org/drawingml/2006/picture">
                 <pic:pic xmlns:pic="http://schemas.openxmlformats.org/drawingml/2006/picture">
                   <pic:nvPicPr>
-                    <pic:cNvPr id="8" name="Рисунок 8"/>
+                    <pic:cNvPr id="7" name="Рисунок 8"/>
                     <pic:cNvPicPr>
                       <a:picLocks noChangeAspect="1" noChangeArrowheads="1"/>
                     </pic:cNvPicPr>
                   </pic:nvPicPr>
                   <pic:blipFill>
-                    <a:blip r:embed="rId9"/>
+                    <a:blip r:embed="rId8"/>
                     <a:stretch>
                       <a:fillRect/>
                     </a:stretch>
@@ -1515,7 +1475,7 @@
           <wp:inline distT="0" distB="0" distL="0" distR="0">
             <wp:extent cx="5939790" cy="2648585"/>
             <wp:effectExtent l="0" t="0" r="0" b="0"/>
-            <wp:docPr id="9" name="Рисунок 9"/>
+            <wp:docPr id="8" name="Рисунок 9"/>
             <wp:cNvGraphicFramePr>
               <a:graphicFrameLocks xmlns:a="http://schemas.openxmlformats.org/drawingml/2006/main" noChangeAspect="1"/>
             </wp:cNvGraphicFramePr>
@@ -1523,13 +1483,13 @@
               <a:graphicData uri="http://schemas.openxmlformats.org/drawingml/2006/picture">
                 <pic:pic xmlns:pic="http://schemas.openxmlformats.org/drawingml/2006/picture">
                   <pic:nvPicPr>
-                    <pic:cNvPr id="9" name="Рисунок 9"/>
+                    <pic:cNvPr id="8" name="Рисунок 9"/>
                     <pic:cNvPicPr>
                       <a:picLocks noChangeAspect="1" noChangeArrowheads="1"/>
                     </pic:cNvPicPr>
                   </pic:nvPicPr>
                   <pic:blipFill>
-                    <a:blip r:embed="rId10"/>
+                    <a:blip r:embed="rId9"/>
                     <a:stretch>
                       <a:fillRect/>
                     </a:stretch>
@@ -1629,8 +1589,8 @@
       </w:tblPr>
       <w:tblGrid>
         <w:gridCol w:w="562"/>
-        <w:gridCol w:w="566"/>
-        <w:gridCol w:w="1277"/>
+        <w:gridCol w:w="565"/>
+        <w:gridCol w:w="1278"/>
         <w:gridCol w:w="1276"/>
       </w:tblGrid>
       <w:tr>
@@ -1644,6 +1604,7 @@
             <w:pPr>
               <w:pStyle w:val="Normal"/>
               <w:widowControl/>
+              <w:suppressAutoHyphens w:val="true"/>
               <w:spacing w:lineRule="auto" w:line="240" w:before="0" w:after="0"/>
               <w:jc w:val="center"/>
               <w:rPr>
@@ -1667,13 +1628,14 @@
         </w:tc>
         <w:tc>
           <w:tcPr>
-            <w:tcW w:w="566" w:type="dxa"/>
+            <w:tcW w:w="565" w:type="dxa"/>
             <w:tcBorders/>
           </w:tcPr>
           <w:p>
             <w:pPr>
               <w:pStyle w:val="Normal"/>
               <w:widowControl/>
+              <w:suppressAutoHyphens w:val="true"/>
               <w:spacing w:lineRule="auto" w:line="240" w:before="0" w:after="0"/>
               <w:jc w:val="center"/>
               <w:rPr>
@@ -1697,13 +1659,14 @@
         </w:tc>
         <w:tc>
           <w:tcPr>
-            <w:tcW w:w="1277" w:type="dxa"/>
+            <w:tcW w:w="1278" w:type="dxa"/>
             <w:tcBorders/>
           </w:tcPr>
           <w:p>
             <w:pPr>
               <w:pStyle w:val="Normal"/>
               <w:widowControl/>
+              <w:suppressAutoHyphens w:val="true"/>
               <w:spacing w:lineRule="auto" w:line="240" w:before="0" w:after="0"/>
               <w:jc w:val="center"/>
               <w:rPr>
@@ -1754,6 +1717,7 @@
             <w:pPr>
               <w:pStyle w:val="Normal"/>
               <w:widowControl/>
+              <w:suppressAutoHyphens w:val="true"/>
               <w:spacing w:lineRule="auto" w:line="240" w:before="0" w:after="0"/>
               <w:jc w:val="center"/>
               <w:rPr>
@@ -1807,6 +1771,7 @@
             <w:pPr>
               <w:pStyle w:val="Normal"/>
               <w:widowControl/>
+              <w:suppressAutoHyphens w:val="true"/>
               <w:spacing w:lineRule="auto" w:line="240" w:before="0" w:after="0"/>
               <w:jc w:val="center"/>
               <w:rPr>
@@ -1828,13 +1793,14 @@
         </w:tc>
         <w:tc>
           <w:tcPr>
-            <w:tcW w:w="566" w:type="dxa"/>
+            <w:tcW w:w="565" w:type="dxa"/>
             <w:tcBorders/>
           </w:tcPr>
           <w:p>
             <w:pPr>
               <w:pStyle w:val="Normal"/>
               <w:widowControl/>
+              <w:suppressAutoHyphens w:val="true"/>
               <w:spacing w:lineRule="auto" w:line="240" w:before="0" w:after="0"/>
               <w:jc w:val="center"/>
               <w:rPr>
@@ -1856,13 +1822,14 @@
         </w:tc>
         <w:tc>
           <w:tcPr>
-            <w:tcW w:w="1277" w:type="dxa"/>
+            <w:tcW w:w="1278" w:type="dxa"/>
             <w:tcBorders/>
           </w:tcPr>
           <w:p>
             <w:pPr>
               <w:pStyle w:val="Normal"/>
               <w:widowControl/>
+              <w:suppressAutoHyphens w:val="true"/>
               <w:spacing w:lineRule="auto" w:line="240" w:before="0" w:after="0"/>
               <w:jc w:val="center"/>
               <w:rPr>
@@ -1891,6 +1858,7 @@
             <w:pPr>
               <w:pStyle w:val="Normal"/>
               <w:widowControl/>
+              <w:suppressAutoHyphens w:val="true"/>
               <w:spacing w:lineRule="auto" w:line="240" w:before="0" w:after="0"/>
               <w:jc w:val="center"/>
               <w:rPr>
@@ -1922,6 +1890,7 @@
             <w:pPr>
               <w:pStyle w:val="Normal"/>
               <w:widowControl/>
+              <w:suppressAutoHyphens w:val="true"/>
               <w:spacing w:lineRule="auto" w:line="240" w:before="0" w:after="0"/>
               <w:jc w:val="center"/>
               <w:rPr>
@@ -1943,13 +1912,14 @@
         </w:tc>
         <w:tc>
           <w:tcPr>
-            <w:tcW w:w="566" w:type="dxa"/>
+            <w:tcW w:w="565" w:type="dxa"/>
             <w:tcBorders/>
           </w:tcPr>
           <w:p>
             <w:pPr>
               <w:pStyle w:val="Normal"/>
               <w:widowControl/>
+              <w:suppressAutoHyphens w:val="true"/>
               <w:spacing w:lineRule="auto" w:line="240" w:before="0" w:after="0"/>
               <w:jc w:val="center"/>
               <w:rPr>
@@ -1971,13 +1941,14 @@
         </w:tc>
         <w:tc>
           <w:tcPr>
-            <w:tcW w:w="1277" w:type="dxa"/>
+            <w:tcW w:w="1278" w:type="dxa"/>
             <w:tcBorders/>
           </w:tcPr>
           <w:p>
             <w:pPr>
               <w:pStyle w:val="Normal"/>
               <w:widowControl/>
+              <w:suppressAutoHyphens w:val="true"/>
               <w:spacing w:lineRule="auto" w:line="240" w:before="0" w:after="0"/>
               <w:jc w:val="center"/>
               <w:rPr>
@@ -2006,6 +1977,7 @@
             <w:pPr>
               <w:pStyle w:val="Normal"/>
               <w:widowControl/>
+              <w:suppressAutoHyphens w:val="true"/>
               <w:spacing w:lineRule="auto" w:line="240" w:before="0" w:after="0"/>
               <w:jc w:val="center"/>
               <w:rPr>
@@ -2037,6 +2009,7 @@
             <w:pPr>
               <w:pStyle w:val="Normal"/>
               <w:widowControl/>
+              <w:suppressAutoHyphens w:val="true"/>
               <w:spacing w:lineRule="auto" w:line="240" w:before="0" w:after="0"/>
               <w:jc w:val="center"/>
               <w:rPr>
@@ -2058,13 +2031,14 @@
         </w:tc>
         <w:tc>
           <w:tcPr>
-            <w:tcW w:w="566" w:type="dxa"/>
+            <w:tcW w:w="565" w:type="dxa"/>
             <w:tcBorders/>
           </w:tcPr>
           <w:p>
             <w:pPr>
               <w:pStyle w:val="Normal"/>
               <w:widowControl/>
+              <w:suppressAutoHyphens w:val="true"/>
               <w:spacing w:lineRule="auto" w:line="240" w:before="0" w:after="0"/>
               <w:jc w:val="center"/>
               <w:rPr>
@@ -2086,13 +2060,14 @@
         </w:tc>
         <w:tc>
           <w:tcPr>
-            <w:tcW w:w="1277" w:type="dxa"/>
+            <w:tcW w:w="1278" w:type="dxa"/>
             <w:tcBorders/>
           </w:tcPr>
           <w:p>
             <w:pPr>
               <w:pStyle w:val="Normal"/>
               <w:widowControl/>
+              <w:suppressAutoHyphens w:val="true"/>
               <w:spacing w:lineRule="auto" w:line="240" w:before="0" w:after="0"/>
               <w:jc w:val="center"/>
               <w:rPr>
@@ -2121,6 +2096,7 @@
             <w:pPr>
               <w:pStyle w:val="Normal"/>
               <w:widowControl/>
+              <w:suppressAutoHyphens w:val="true"/>
               <w:spacing w:lineRule="auto" w:line="240" w:before="0" w:after="0"/>
               <w:jc w:val="center"/>
               <w:rPr>
@@ -2152,6 +2128,7 @@
             <w:pPr>
               <w:pStyle w:val="Normal"/>
               <w:widowControl/>
+              <w:suppressAutoHyphens w:val="true"/>
               <w:spacing w:lineRule="auto" w:line="240" w:before="0" w:after="0"/>
               <w:jc w:val="center"/>
               <w:rPr>
@@ -2173,13 +2150,14 @@
         </w:tc>
         <w:tc>
           <w:tcPr>
-            <w:tcW w:w="566" w:type="dxa"/>
+            <w:tcW w:w="565" w:type="dxa"/>
             <w:tcBorders/>
           </w:tcPr>
           <w:p>
             <w:pPr>
               <w:pStyle w:val="Normal"/>
               <w:widowControl/>
+              <w:suppressAutoHyphens w:val="true"/>
               <w:spacing w:lineRule="auto" w:line="240" w:before="0" w:after="0"/>
               <w:jc w:val="center"/>
               <w:rPr>
@@ -2201,13 +2179,14 @@
         </w:tc>
         <w:tc>
           <w:tcPr>
-            <w:tcW w:w="1277" w:type="dxa"/>
+            <w:tcW w:w="1278" w:type="dxa"/>
             <w:tcBorders/>
           </w:tcPr>
           <w:p>
             <w:pPr>
               <w:pStyle w:val="Normal"/>
               <w:widowControl/>
+              <w:suppressAutoHyphens w:val="true"/>
               <w:spacing w:lineRule="auto" w:line="240" w:before="0" w:after="0"/>
               <w:jc w:val="center"/>
               <w:rPr>
@@ -2236,6 +2215,7 @@
             <w:pPr>
               <w:pStyle w:val="Normal"/>
               <w:widowControl/>
+              <w:suppressAutoHyphens w:val="true"/>
               <w:spacing w:lineRule="auto" w:line="240" w:before="0" w:after="0"/>
               <w:jc w:val="center"/>
               <w:rPr>
@@ -2291,7 +2271,7 @@
           <wp:inline distT="0" distB="0" distL="0" distR="0">
             <wp:extent cx="5936615" cy="2033270"/>
             <wp:effectExtent l="0" t="0" r="0" b="0"/>
-            <wp:docPr id="10" name="Рисунок 16"/>
+            <wp:docPr id="9" name="Рисунок 16"/>
             <wp:cNvGraphicFramePr>
               <a:graphicFrameLocks xmlns:a="http://schemas.openxmlformats.org/drawingml/2006/main" noChangeAspect="1"/>
             </wp:cNvGraphicFramePr>
@@ -2299,13 +2279,13 @@
               <a:graphicData uri="http://schemas.openxmlformats.org/drawingml/2006/picture">
                 <pic:pic xmlns:pic="http://schemas.openxmlformats.org/drawingml/2006/picture">
                   <pic:nvPicPr>
-                    <pic:cNvPr id="10" name="Рисунок 16"/>
+                    <pic:cNvPr id="9" name="Рисунок 16"/>
                     <pic:cNvPicPr>
                       <a:picLocks noChangeAspect="1" noChangeArrowheads="1"/>
                     </pic:cNvPicPr>
                   </pic:nvPicPr>
                   <pic:blipFill>
-                    <a:blip r:embed="rId11"/>
+                    <a:blip r:embed="rId10"/>
                     <a:stretch>
                       <a:fillRect/>
                     </a:stretch>
@@ -2368,7 +2348,7 @@
           <wp:inline distT="0" distB="0" distL="0" distR="0">
             <wp:extent cx="5950585" cy="3752850"/>
             <wp:effectExtent l="0" t="0" r="0" b="0"/>
-            <wp:docPr id="11" name="Рисунок 15"/>
+            <wp:docPr id="10" name="Рисунок 15"/>
             <wp:cNvGraphicFramePr>
               <a:graphicFrameLocks xmlns:a="http://schemas.openxmlformats.org/drawingml/2006/main" noChangeAspect="1"/>
             </wp:cNvGraphicFramePr>
@@ -2376,13 +2356,13 @@
               <a:graphicData uri="http://schemas.openxmlformats.org/drawingml/2006/picture">
                 <pic:pic xmlns:pic="http://schemas.openxmlformats.org/drawingml/2006/picture">
                   <pic:nvPicPr>
-                    <pic:cNvPr id="11" name="Рисунок 15"/>
+                    <pic:cNvPr id="10" name="Рисунок 15"/>
                     <pic:cNvPicPr>
                       <a:picLocks noChangeAspect="1" noChangeArrowheads="1"/>
                     </pic:cNvPicPr>
                   </pic:nvPicPr>
                   <pic:blipFill>
-                    <a:blip r:embed="rId12"/>
+                    <a:blip r:embed="rId11"/>
                     <a:stretch>
                       <a:fillRect/>
                     </a:stretch>
@@ -2463,7 +2443,7 @@
           <wp:inline distT="0" distB="0" distL="0" distR="0">
             <wp:extent cx="5950585" cy="1774190"/>
             <wp:effectExtent l="0" t="0" r="0" b="0"/>
-            <wp:docPr id="12" name="Рисунок 11"/>
+            <wp:docPr id="11" name="Рисунок 11"/>
             <wp:cNvGraphicFramePr>
               <a:graphicFrameLocks xmlns:a="http://schemas.openxmlformats.org/drawingml/2006/main" noChangeAspect="1"/>
             </wp:cNvGraphicFramePr>
@@ -2471,13 +2451,13 @@
               <a:graphicData uri="http://schemas.openxmlformats.org/drawingml/2006/picture">
                 <pic:pic xmlns:pic="http://schemas.openxmlformats.org/drawingml/2006/picture">
                   <pic:nvPicPr>
-                    <pic:cNvPr id="12" name="Рисунок 11"/>
+                    <pic:cNvPr id="11" name="Рисунок 11"/>
                     <pic:cNvPicPr>
                       <a:picLocks noChangeAspect="1" noChangeArrowheads="1"/>
                     </pic:cNvPicPr>
                   </pic:nvPicPr>
                   <pic:blipFill>
-                    <a:blip r:embed="rId13"/>
+                    <a:blip r:embed="rId12"/>
                     <a:stretch>
                       <a:fillRect/>
                     </a:stretch>
@@ -2524,7 +2504,7 @@
           <wp:inline distT="0" distB="0" distL="0" distR="0">
             <wp:extent cx="5950585" cy="3616960"/>
             <wp:effectExtent l="0" t="0" r="0" b="0"/>
-            <wp:docPr id="13" name="Рисунок 10"/>
+            <wp:docPr id="12" name="Рисунок 10"/>
             <wp:cNvGraphicFramePr>
               <a:graphicFrameLocks xmlns:a="http://schemas.openxmlformats.org/drawingml/2006/main" noChangeAspect="1"/>
             </wp:cNvGraphicFramePr>
@@ -2532,13 +2512,13 @@
               <a:graphicData uri="http://schemas.openxmlformats.org/drawingml/2006/picture">
                 <pic:pic xmlns:pic="http://schemas.openxmlformats.org/drawingml/2006/picture">
                   <pic:nvPicPr>
-                    <pic:cNvPr id="13" name="Рисунок 10"/>
+                    <pic:cNvPr id="12" name="Рисунок 10"/>
                     <pic:cNvPicPr>
                       <a:picLocks noChangeAspect="1" noChangeArrowheads="1"/>
                     </pic:cNvPicPr>
                   </pic:nvPicPr>
                   <pic:blipFill>
-                    <a:blip r:embed="rId14"/>
+                    <a:blip r:embed="rId13"/>
                     <a:stretch>
                       <a:fillRect/>
                     </a:stretch>
@@ -2619,17 +2599,17 @@
         <w:tblLook w:firstRow="1" w:noVBand="1" w:lastRow="0" w:firstColumn="1" w:lastColumn="0" w:noHBand="0" w:val="04a0"/>
       </w:tblPr>
       <w:tblGrid>
-        <w:gridCol w:w="1405"/>
-        <w:gridCol w:w="1984"/>
+        <w:gridCol w:w="1404"/>
+        <w:gridCol w:w="1985"/>
         <w:gridCol w:w="1934"/>
-        <w:gridCol w:w="2753"/>
-        <w:gridCol w:w="1700"/>
+        <w:gridCol w:w="2752"/>
+        <w:gridCol w:w="1701"/>
       </w:tblGrid>
       <w:tr>
         <w:trPr/>
         <w:tc>
           <w:tcPr>
-            <w:tcW w:w="1405" w:type="dxa"/>
+            <w:tcW w:w="1404" w:type="dxa"/>
             <w:vMerge w:val="restart"/>
             <w:tcBorders/>
           </w:tcPr>
@@ -2637,6 +2617,7 @@
             <w:pPr>
               <w:pStyle w:val="ListParagraph"/>
               <w:widowControl/>
+              <w:suppressAutoHyphens w:val="true"/>
               <w:spacing w:lineRule="auto" w:line="360" w:before="0" w:after="0"/>
               <w:ind w:start="0"/>
               <w:contextualSpacing/>
@@ -2670,6 +2651,7 @@
             <w:pPr>
               <w:pStyle w:val="ListParagraph"/>
               <w:widowControl/>
+              <w:suppressAutoHyphens w:val="true"/>
               <w:spacing w:lineRule="auto" w:line="360" w:before="0" w:after="0"/>
               <w:ind w:start="0"/>
               <w:contextualSpacing/>
@@ -2695,7 +2677,7 @@
         </w:tc>
         <w:tc>
           <w:tcPr>
-            <w:tcW w:w="1700" w:type="dxa"/>
+            <w:tcW w:w="1701" w:type="dxa"/>
             <w:vMerge w:val="restart"/>
             <w:tcBorders/>
           </w:tcPr>
@@ -2703,6 +2685,7 @@
             <w:pPr>
               <w:pStyle w:val="ListParagraph"/>
               <w:widowControl/>
+              <w:suppressAutoHyphens w:val="true"/>
               <w:spacing w:lineRule="auto" w:line="360" w:before="0" w:after="0"/>
               <w:ind w:start="0"/>
               <w:contextualSpacing/>
@@ -2731,7 +2714,7 @@
         <w:trPr/>
         <w:tc>
           <w:tcPr>
-            <w:tcW w:w="1405" w:type="dxa"/>
+            <w:tcW w:w="1404" w:type="dxa"/>
             <w:vMerge w:val="continue"/>
             <w:tcBorders/>
           </w:tcPr>
@@ -2739,6 +2722,7 @@
             <w:pPr>
               <w:pStyle w:val="ListParagraph"/>
               <w:widowControl/>
+              <w:suppressAutoHyphens w:val="true"/>
               <w:spacing w:lineRule="auto" w:line="360" w:before="0" w:after="0"/>
               <w:ind w:start="0"/>
               <w:contextualSpacing/>
@@ -2756,20 +2740,20 @@
                 <w:iCs/>
                 <w:sz w:val="28"/>
                 <w:szCs w:val="28"/>
-                <w:lang w:val="ru-RU" w:eastAsia="en-US" w:bidi="ar-SA"/>
-              </w:rPr>
-            </w:r>
-          </w:p>
-        </w:tc>
-        <w:tc>
-          <w:tcPr>
-            <w:tcW w:w="1984" w:type="dxa"/>
+              </w:rPr>
+            </w:r>
+          </w:p>
+        </w:tc>
+        <w:tc>
+          <w:tcPr>
+            <w:tcW w:w="1985" w:type="dxa"/>
             <w:tcBorders/>
           </w:tcPr>
           <w:p>
             <w:pPr>
               <w:pStyle w:val="ListParagraph"/>
               <w:widowControl/>
+              <w:suppressAutoHyphens w:val="true"/>
               <w:spacing w:lineRule="auto" w:line="360" w:before="0" w:after="0"/>
               <w:ind w:start="0"/>
               <w:contextualSpacing/>
@@ -2802,6 +2786,7 @@
             <w:pPr>
               <w:pStyle w:val="ListParagraph"/>
               <w:widowControl/>
+              <w:suppressAutoHyphens w:val="true"/>
               <w:spacing w:lineRule="auto" w:line="360" w:before="0" w:after="0"/>
               <w:ind w:start="0"/>
               <w:contextualSpacing/>
@@ -2827,13 +2812,14 @@
         </w:tc>
         <w:tc>
           <w:tcPr>
-            <w:tcW w:w="2753" w:type="dxa"/>
+            <w:tcW w:w="2752" w:type="dxa"/>
             <w:tcBorders/>
           </w:tcPr>
           <w:p>
             <w:pPr>
               <w:pStyle w:val="ListParagraph"/>
               <w:widowControl/>
+              <w:suppressAutoHyphens w:val="true"/>
               <w:spacing w:lineRule="auto" w:line="360" w:before="0" w:after="0"/>
               <w:ind w:start="0"/>
               <w:contextualSpacing/>
@@ -2861,7 +2847,7 @@
         </w:tc>
         <w:tc>
           <w:tcPr>
-            <w:tcW w:w="1700" w:type="dxa"/>
+            <w:tcW w:w="1701" w:type="dxa"/>
             <w:vMerge w:val="continue"/>
             <w:tcBorders/>
           </w:tcPr>
@@ -2869,6 +2855,7 @@
             <w:pPr>
               <w:pStyle w:val="ListParagraph"/>
               <w:widowControl/>
+              <w:suppressAutoHyphens w:val="true"/>
               <w:spacing w:lineRule="auto" w:line="360" w:before="0" w:after="0"/>
               <w:ind w:start="0"/>
               <w:contextualSpacing/>
@@ -2886,7 +2873,6 @@
                 <w:iCs/>
                 <w:sz w:val="28"/>
                 <w:szCs w:val="28"/>
-                <w:lang w:val="ru-RU" w:eastAsia="en-US" w:bidi="ar-SA"/>
               </w:rPr>
             </w:r>
           </w:p>
@@ -2896,13 +2882,14 @@
         <w:trPr/>
         <w:tc>
           <w:tcPr>
-            <w:tcW w:w="1405" w:type="dxa"/>
+            <w:tcW w:w="1404" w:type="dxa"/>
             <w:tcBorders/>
           </w:tcPr>
           <w:p>
             <w:pPr>
               <w:pStyle w:val="ListParagraph"/>
               <w:widowControl/>
+              <w:suppressAutoHyphens w:val="true"/>
               <w:spacing w:lineRule="auto" w:line="360" w:before="0" w:after="0"/>
               <w:ind w:start="0"/>
               <w:contextualSpacing/>
@@ -2928,13 +2915,14 @@
         </w:tc>
         <w:tc>
           <w:tcPr>
-            <w:tcW w:w="1984" w:type="dxa"/>
+            <w:tcW w:w="1985" w:type="dxa"/>
             <w:tcBorders/>
           </w:tcPr>
           <w:p>
             <w:pPr>
               <w:pStyle w:val="ListParagraph"/>
               <w:widowControl/>
+              <w:suppressAutoHyphens w:val="true"/>
               <w:spacing w:lineRule="auto" w:line="360" w:before="0" w:after="0"/>
               <w:ind w:start="0"/>
               <w:contextualSpacing/>
@@ -2967,6 +2955,7 @@
             <w:pPr>
               <w:pStyle w:val="ListParagraph"/>
               <w:widowControl/>
+              <w:suppressAutoHyphens w:val="true"/>
               <w:spacing w:lineRule="auto" w:line="360" w:before="0" w:after="0"/>
               <w:ind w:start="0"/>
               <w:contextualSpacing/>
@@ -2992,13 +2981,14 @@
         </w:tc>
         <w:tc>
           <w:tcPr>
-            <w:tcW w:w="2753" w:type="dxa"/>
+            <w:tcW w:w="2752" w:type="dxa"/>
             <w:tcBorders/>
           </w:tcPr>
           <w:p>
             <w:pPr>
               <w:pStyle w:val="ListParagraph"/>
               <w:widowControl/>
+              <w:suppressAutoHyphens w:val="true"/>
               <w:spacing w:lineRule="auto" w:line="360" w:before="0" w:after="0"/>
               <w:ind w:start="0"/>
               <w:contextualSpacing/>
@@ -3024,13 +3014,14 @@
         </w:tc>
         <w:tc>
           <w:tcPr>
-            <w:tcW w:w="1700" w:type="dxa"/>
+            <w:tcW w:w="1701" w:type="dxa"/>
             <w:tcBorders/>
           </w:tcPr>
           <w:p>
             <w:pPr>
               <w:pStyle w:val="ListParagraph"/>
               <w:widowControl/>
+              <w:suppressAutoHyphens w:val="true"/>
               <w:spacing w:lineRule="auto" w:line="360" w:before="0" w:after="0"/>
               <w:ind w:start="0"/>
               <w:contextualSpacing/>
@@ -3048,7 +3039,6 @@
                 <w:iCs/>
                 <w:sz w:val="28"/>
                 <w:szCs w:val="28"/>
-                <w:lang w:val="ru-RU" w:eastAsia="en-US" w:bidi="ar-SA"/>
               </w:rPr>
             </w:r>
           </w:p>
@@ -3072,7 +3062,6 @@
           <w:rFonts w:cs="Times New Roman" w:ascii="Times New Roman" w:hAnsi="Times New Roman"/>
           <w:b/>
           <w:sz w:val="28"/>
-          <w:lang w:val="ru-RU"/>
         </w:rPr>
       </w:r>
     </w:p>
@@ -3090,7 +3079,7 @@
       </w:pPr>
       <w:r>
         <w:drawing>
-          <wp:anchor distT="0" distB="0" distL="0" distR="0" simplePos="0" relativeHeight="15" behindDoc="0" locked="0" layoutInCell="0" allowOverlap="1">
+          <wp:anchor distT="0" distB="0" distL="0" distR="0" simplePos="0" relativeHeight="14" behindDoc="0" locked="0" layoutInCell="0" allowOverlap="1">
             <wp:simplePos x="0" y="0"/>
             <wp:positionH relativeFrom="column">
               <wp:align>center</wp:align>
@@ -3101,7 +3090,7 @@
             <wp:extent cx="5939790" cy="2346960"/>
             <wp:effectExtent l="0" t="0" r="0" b="0"/>
             <wp:wrapSquare wrapText="largest"/>
-            <wp:docPr id="14" name="Изображение1"/>
+            <wp:docPr id="13" name="Изображение1"/>
             <wp:cNvGraphicFramePr>
               <a:graphicFrameLocks xmlns:a="http://schemas.openxmlformats.org/drawingml/2006/main" noChangeAspect="1"/>
             </wp:cNvGraphicFramePr>
@@ -3109,13 +3098,13 @@
               <a:graphicData uri="http://schemas.openxmlformats.org/drawingml/2006/picture">
                 <pic:pic xmlns:pic="http://schemas.openxmlformats.org/drawingml/2006/picture">
                   <pic:nvPicPr>
-                    <pic:cNvPr id="14" name="Изображение1"/>
+                    <pic:cNvPr id="13" name="Изображение1"/>
                     <pic:cNvPicPr>
                       <a:picLocks noChangeAspect="1" noChangeArrowheads="1"/>
                     </pic:cNvPicPr>
                   </pic:nvPicPr>
                   <pic:blipFill>
-                    <a:blip r:embed="rId15"/>
+                    <a:blip r:embed="rId14"/>
                     <a:stretch>
                       <a:fillRect/>
                     </a:stretch>
@@ -3168,11 +3157,7 @@
       </w:r>
       <w:r>
         <w:rPr/>
-        <w:t xml:space="preserve">Схема исследования устройства задержки импульсов, выполненного на логических элементах </w:t>
-      </w:r>
-      <w:r>
-        <w:rPr/>
-        <w:t>по варианту 4</w:t>
+        <w:t>Схема исследования устройства задержки импульсов, выполненного на логических элементах по варианту 4</w:t>
       </w:r>
     </w:p>
     <w:p>
@@ -3189,7 +3174,7 @@
       </w:pPr>
       <w:r>
         <w:drawing>
-          <wp:anchor distT="0" distB="0" distL="0" distR="0" simplePos="0" relativeHeight="16" behindDoc="0" locked="0" layoutInCell="0" allowOverlap="1">
+          <wp:anchor distT="0" distB="0" distL="0" distR="0" simplePos="0" relativeHeight="15" behindDoc="0" locked="0" layoutInCell="0" allowOverlap="1">
             <wp:simplePos x="0" y="0"/>
             <wp:positionH relativeFrom="column">
               <wp:align>center</wp:align>
@@ -3200,7 +3185,7 @@
             <wp:extent cx="5939790" cy="3897630"/>
             <wp:effectExtent l="0" t="0" r="0" b="0"/>
             <wp:wrapSquare wrapText="largest"/>
-            <wp:docPr id="15" name="Изображение2"/>
+            <wp:docPr id="14" name="Изображение2"/>
             <wp:cNvGraphicFramePr>
               <a:graphicFrameLocks xmlns:a="http://schemas.openxmlformats.org/drawingml/2006/main" noChangeAspect="1"/>
             </wp:cNvGraphicFramePr>
@@ -3208,13 +3193,13 @@
               <a:graphicData uri="http://schemas.openxmlformats.org/drawingml/2006/picture">
                 <pic:pic xmlns:pic="http://schemas.openxmlformats.org/drawingml/2006/picture">
                   <pic:nvPicPr>
-                    <pic:cNvPr id="15" name="Изображение2"/>
+                    <pic:cNvPr id="14" name="Изображение2"/>
                     <pic:cNvPicPr>
                       <a:picLocks noChangeAspect="1" noChangeArrowheads="1"/>
                     </pic:cNvPicPr>
                   </pic:nvPicPr>
                   <pic:blipFill>
-                    <a:blip r:embed="rId16"/>
+                    <a:blip r:embed="rId15"/>
                     <a:stretch>
                       <a:fillRect/>
                     </a:stretch>
@@ -3259,19 +3244,7 @@
       </w:r>
       <w:r>
         <w:rPr/>
-        <w:t xml:space="preserve"> </w:t>
-      </w:r>
-      <w:r>
-        <w:rPr/>
-        <w:t xml:space="preserve">схемы </w:t>
-      </w:r>
-      <w:r>
-        <w:rPr/>
-        <w:t xml:space="preserve">исследования устройства задержки импульсов, выполненного на логических элементах </w:t>
-      </w:r>
-      <w:r>
-        <w:rPr/>
-        <w:t>по варианту 4</w:t>
+        <w:t xml:space="preserve"> схемы исследования устройства задержки импульсов, выполненного на логических элементах по варианту 4</w:t>
       </w:r>
     </w:p>
     <w:p>
@@ -3287,7 +3260,11 @@
         </w:rPr>
       </w:pPr>
       <w:r>
-        <w:rPr/>
+        <w:rPr>
+          <w:rFonts w:cs="Times New Roman" w:ascii="Times New Roman" w:hAnsi="Times New Roman"/>
+          <w:b/>
+          <w:sz w:val="28"/>
+        </w:rPr>
       </w:r>
     </w:p>
     <w:p>
@@ -3304,7 +3281,7 @@
       </w:pPr>
       <w:r>
         <w:drawing>
-          <wp:anchor distT="0" distB="0" distL="0" distR="0" simplePos="0" relativeHeight="17" behindDoc="0" locked="0" layoutInCell="0" allowOverlap="1">
+          <wp:anchor distT="0" distB="0" distL="0" distR="0" simplePos="0" relativeHeight="16" behindDoc="0" locked="0" layoutInCell="0" allowOverlap="1">
             <wp:simplePos x="0" y="0"/>
             <wp:positionH relativeFrom="column">
               <wp:align>center</wp:align>
@@ -3315,7 +3292,7 @@
             <wp:extent cx="5939790" cy="2489835"/>
             <wp:effectExtent l="0" t="0" r="0" b="0"/>
             <wp:wrapTopAndBottom/>
-            <wp:docPr id="16" name="Изображение3"/>
+            <wp:docPr id="15" name="Изображение3"/>
             <wp:cNvGraphicFramePr>
               <a:graphicFrameLocks xmlns:a="http://schemas.openxmlformats.org/drawingml/2006/main" noChangeAspect="1"/>
             </wp:cNvGraphicFramePr>
@@ -3323,13 +3300,13 @@
               <a:graphicData uri="http://schemas.openxmlformats.org/drawingml/2006/picture">
                 <pic:pic xmlns:pic="http://schemas.openxmlformats.org/drawingml/2006/picture">
                   <pic:nvPicPr>
-                    <pic:cNvPr id="16" name="Изображение3"/>
+                    <pic:cNvPr id="15" name="Изображение3"/>
                     <pic:cNvPicPr>
                       <a:picLocks noChangeAspect="1" noChangeArrowheads="1"/>
                     </pic:cNvPicPr>
                   </pic:nvPicPr>
                   <pic:blipFill>
-                    <a:blip r:embed="rId17"/>
+                    <a:blip r:embed="rId16"/>
                     <a:stretch>
                       <a:fillRect/>
                     </a:stretch>
@@ -3358,14 +3335,7 @@
       </w:r>
       <w:r>
         <w:rPr/>
-        <w:t xml:space="preserve">Схема исследования генератора прямоугольных импульсов на КМОП логических элементах </w:t>
-      </w:r>
-      <w:r>
-        <w:rPr/>
-        <w:t>по варианту 4</w:t>
-      </w:r>
-      <w:r>
-        <w:rPr/>
+        <w:t>Схема исследования генератора прямоугольных импульсов на КМОП логических элементах по варианту 4</w:t>
         <w:br/>
       </w:r>
     </w:p>
@@ -3382,7 +3352,11 @@
         </w:rPr>
       </w:pPr>
       <w:r>
-        <w:rPr/>
+        <w:rPr>
+          <w:rFonts w:cs="Times New Roman" w:ascii="Times New Roman" w:hAnsi="Times New Roman"/>
+          <w:b/>
+          <w:sz w:val="28"/>
+        </w:rPr>
       </w:r>
       <w:r>
         <w:br w:type="page"/>
@@ -3391,7 +3365,7 @@
     <w:p>
       <w:pPr>
         <w:pStyle w:val="Normal"/>
-        <w:spacing w:lineRule="auto" w:line="360"/>
+        <w:spacing w:lineRule="auto" w:line="360" w:before="0" w:after="160"/>
         <w:ind w:firstLine="709"/>
         <w:jc w:val="center"/>
         <w:rPr>
@@ -3402,7 +3376,7 @@
       </w:pPr>
       <w:r>
         <w:drawing>
-          <wp:anchor distT="0" distB="0" distL="0" distR="0" simplePos="0" relativeHeight="18" behindDoc="0" locked="0" layoutInCell="0" allowOverlap="1">
+          <wp:anchor distT="0" distB="0" distL="0" distR="0" simplePos="0" relativeHeight="17" behindDoc="0" locked="0" layoutInCell="0" allowOverlap="1">
             <wp:simplePos x="0" y="0"/>
             <wp:positionH relativeFrom="column">
               <wp:posOffset>337185</wp:posOffset>
@@ -3413,7 +3387,7 @@
             <wp:extent cx="5494655" cy="3596640"/>
             <wp:effectExtent l="0" t="0" r="0" b="0"/>
             <wp:wrapTopAndBottom/>
-            <wp:docPr id="17" name="Изображение4"/>
+            <wp:docPr id="16" name="Изображение4"/>
             <wp:cNvGraphicFramePr>
               <a:graphicFrameLocks xmlns:a="http://schemas.openxmlformats.org/drawingml/2006/main" noChangeAspect="1"/>
             </wp:cNvGraphicFramePr>
@@ -3421,13 +3395,13 @@
               <a:graphicData uri="http://schemas.openxmlformats.org/drawingml/2006/picture">
                 <pic:pic xmlns:pic="http://schemas.openxmlformats.org/drawingml/2006/picture">
                   <pic:nvPicPr>
-                    <pic:cNvPr id="17" name="Изображение4"/>
+                    <pic:cNvPr id="16" name="Изображение4"/>
                     <pic:cNvPicPr>
                       <a:picLocks noChangeAspect="1" noChangeArrowheads="1"/>
                     </pic:cNvPicPr>
                   </pic:nvPicPr>
                   <pic:blipFill>
-                    <a:blip r:embed="rId18"/>
+                    <a:blip r:embed="rId17"/>
                     <a:stretch>
                       <a:fillRect/>
                     </a:stretch>
@@ -3461,16 +3435,7 @@
           <w:szCs w:val="28"/>
           <w:lang w:val="ru-RU"/>
         </w:rPr>
-        <w:t xml:space="preserve">Осциллограмма </w:t>
-      </w:r>
-      <w:r>
-        <w:rPr>
-          <w:rFonts w:cs="Times New Roman" w:ascii="Times New Roman" w:hAnsi="Times New Roman"/>
-          <w:sz w:val="24"/>
-          <w:szCs w:val="28"/>
-          <w:lang w:val="ru-RU"/>
-        </w:rPr>
-        <w:t>с</w:t>
+        <w:t>Осциллограмма с</w:t>
       </w:r>
       <w:r>
         <w:rPr/>
@@ -3484,11 +3449,7 @@
       </w:r>
       <w:r>
         <w:rPr/>
-        <w:t xml:space="preserve"> исследования генератора прямоугольных импульсов на КМОП логических элементах </w:t>
-      </w:r>
-      <w:r>
-        <w:rPr/>
-        <w:t>по варианту 4</w:t>
+        <w:t xml:space="preserve"> исследования генератора прямоугольных импульсов на КМОП логических элементах по варианту 4</w:t>
       </w:r>
       <w:r>
         <w:br w:type="page"/>
@@ -3533,15 +3494,7 @@
           <w:sz w:val="28"/>
           <w:szCs w:val="28"/>
         </w:rPr>
-        <w:t>В ходе выполнения лабораторной работы были проведены э</w:t>
-      </w:r>
-      <w:r>
-        <w:rPr>
-          <w:rFonts w:cs="Times New Roman" w:ascii="Times New Roman" w:hAnsi="Times New Roman"/>
-          <w:sz w:val="28"/>
-          <w:szCs w:val="28"/>
-        </w:rPr>
-        <w:t>кспериментальные исследования функционирования и параметров логических элементов на базе диодов и КМОП-транзисторов и элементов задержки и генераторов прямоугольных импульсов. Приобретение практических навыков измерения электрических параметров и регистрации временных диаграмм с помощью электро- и радиоизмерительных приборов.</w:t>
+        <w:t>В ходе выполнения лабораторной работы были проведены экспериментальные исследования функционирования и параметров логических элементов на базе диодов и КМОП-транзисторов и элементов задержки и генераторов прямоугольных импульсов. Приобретение практических навыков измерения электрических параметров и регистрации временных диаграмм с помощью электро- и радиоизмерительных приборов.</w:t>
       </w:r>
     </w:p>
     <w:sectPr>
@@ -3955,6 +3908,7 @@
     <w:rsid w:val="00493560"/>
     <w:pPr>
       <w:widowControl/>
+      <w:suppressAutoHyphens w:val="true"/>
       <w:bidi w:val="0"/>
       <w:spacing w:lineRule="auto" w:line="259" w:before="0" w:after="160"/>
       <w:jc w:val="start"/>
@@ -4432,6 +4386,32 @@
       <w:rFonts w:cs="Lucida Sans"/>
     </w:rPr>
   </w:style>
+  <w:style w:type="paragraph" w:styleId="user">
+    <w:name w:val="Заголовок (user)"/>
+    <w:basedOn w:val="Normal"/>
+    <w:next w:val="BodyText"/>
+    <w:qFormat/>
+    <w:pPr>
+      <w:keepNext w:val="true"/>
+      <w:spacing w:before="240" w:after="120"/>
+    </w:pPr>
+    <w:rPr>
+      <w:rFonts w:ascii="Liberation Sans" w:hAnsi="Liberation Sans" w:eastAsia="Microsoft YaHei" w:cs="Lucida Sans"/>
+      <w:sz w:val="28"/>
+      <w:szCs w:val="28"/>
+    </w:rPr>
+  </w:style>
+  <w:style w:type="paragraph" w:styleId="user1">
+    <w:name w:val="Указатель (user)"/>
+    <w:basedOn w:val="Normal"/>
+    <w:qFormat/>
+    <w:pPr>
+      <w:suppressLineNumbers/>
+    </w:pPr>
+    <w:rPr>
+      <w:rFonts w:cs="Lucida Sans"/>
+    </w:rPr>
+  </w:style>
   <w:style w:type="paragraph" w:styleId="Title">
     <w:name w:val="Title"/>
     <w:basedOn w:val="Normal"/>
@@ -4523,8 +4503,8 @@
       <w:color w:themeColor="accent1" w:themeShade="bf" w:val="0F4761"/>
     </w:rPr>
   </w:style>
-  <w:style w:type="numbering" w:styleId="Style10" w:default="1">
-    <w:name w:val="Без списка"/>
+  <w:style w:type="numbering" w:styleId="user2" w:default="1">
+    <w:name w:val="Без списка (user)"/>
     <w:uiPriority w:val="99"/>
     <w:semiHidden/>
     <w:unhideWhenUsed/>
